--- a/Task№5/task/Старых_Егор_ЭФБО-12-25_Практическая№5.docx
+++ b/Task№5/task/Старых_Егор_ЭФБО-12-25_Практическая№5.docx
@@ -1686,7 +1686,51 @@
           <w:sz w:val="28"/>
           <w:szCs w:val="28"/>
         </w:rPr>
-        <w:t xml:space="preserve"> &lt;= hours.length; i++) { total += hours[i]; }</w:t>
+        <w:t xml:space="preserve"> &lt;= </w:t>
+      </w:r>
+      <w:proofErr w:type="spellStart"/>
+      <w:r>
+        <w:rPr>
+          <w:rFonts w:cs="Times New Roman"/>
+          <w:i/>
+          <w:iCs/>
+          <w:sz w:val="28"/>
+          <w:szCs w:val="28"/>
+        </w:rPr>
+        <w:t>hours.length</w:t>
+      </w:r>
+      <w:proofErr w:type="spellEnd"/>
+      <w:r>
+        <w:rPr>
+          <w:rFonts w:cs="Times New Roman"/>
+          <w:i/>
+          <w:iCs/>
+          <w:sz w:val="28"/>
+          <w:szCs w:val="28"/>
+        </w:rPr>
+        <w:t xml:space="preserve">; </w:t>
+      </w:r>
+      <w:proofErr w:type="spellStart"/>
+      <w:r>
+        <w:rPr>
+          <w:rFonts w:cs="Times New Roman"/>
+          <w:i/>
+          <w:iCs/>
+          <w:sz w:val="28"/>
+          <w:szCs w:val="28"/>
+        </w:rPr>
+        <w:t>i</w:t>
+      </w:r>
+      <w:proofErr w:type="spellEnd"/>
+      <w:r>
+        <w:rPr>
+          <w:rFonts w:cs="Times New Roman"/>
+          <w:i/>
+          <w:iCs/>
+          <w:sz w:val="28"/>
+          <w:szCs w:val="28"/>
+        </w:rPr>
+        <w:t>++) { total += hours[i]; }</w:t>
       </w:r>
     </w:p>
     <w:p>
@@ -3490,7 +3534,7 @@
           <w:b/>
           <w:sz w:val="28"/>
           <w:szCs w:val="28"/>
-          <w:lang w:val="en-AU"/>
+          <w:lang w:val="ru-RU"/>
         </w:rPr>
       </w:pPr>
       <w:r>
@@ -3512,7 +3556,7 @@
           <w:rFonts w:cs="Times New Roman"/>
           <w:sz w:val="28"/>
           <w:szCs w:val="28"/>
-          <w:lang w:val="en-AU"/>
+          <w:lang w:val="ru-RU"/>
         </w:rPr>
       </w:pPr>
       <w:r>
@@ -3544,8 +3588,6 @@
         </w:rPr>
         <w:t xml:space="preserve"> поделил мой номер в группе на 8 и прибавил 1. Я в группе 22, т.е. мой вариант 7.</w:t>
       </w:r>
-      <w:bookmarkStart w:id="0" w:name="_GoBack"/>
-      <w:bookmarkEnd w:id="0"/>
     </w:p>
     <w:p>
       <w:pPr>
@@ -3943,7 +3985,198 @@
           <w:szCs w:val="28"/>
           <w:lang w:val="ru-RU"/>
         </w:rPr>
-        <w:t>__________________________________________________________________________</w:t>
+        <w:t xml:space="preserve">Блок TODO </w:t>
+      </w:r>
+      <w:bookmarkStart w:id="0" w:name="_GoBack"/>
+      <w:bookmarkEnd w:id="0"/>
+      <w:r>
+        <w:rPr>
+          <w:rFonts w:cs="Times New Roman"/>
+          <w:sz w:val="28"/>
+          <w:szCs w:val="28"/>
+          <w:lang w:val="ru-RU"/>
+        </w:rPr>
+        <w:t xml:space="preserve">A1 «Преобразовать и проверить каждый элемент» соответствует циклу в </w:t>
+      </w:r>
+      <w:proofErr w:type="spellStart"/>
+      <w:r>
+        <w:rPr>
+          <w:rFonts w:cs="Times New Roman"/>
+          <w:sz w:val="28"/>
+          <w:szCs w:val="28"/>
+          <w:lang w:val="ru-RU"/>
+        </w:rPr>
+        <w:t>parseHours</w:t>
+      </w:r>
+      <w:proofErr w:type="spellEnd"/>
+      <w:r>
+        <w:rPr>
+          <w:rFonts w:cs="Times New Roman"/>
+          <w:sz w:val="28"/>
+          <w:szCs w:val="28"/>
+          <w:lang w:val="ru-RU"/>
+        </w:rPr>
+        <w:t xml:space="preserve">. Ромб «Все элементы корректны» — это проверки длины массива, </w:t>
+      </w:r>
+      <w:proofErr w:type="spellStart"/>
+      <w:r>
+        <w:rPr>
+          <w:rFonts w:cs="Times New Roman"/>
+          <w:sz w:val="28"/>
+          <w:szCs w:val="28"/>
+          <w:lang w:val="ru-RU"/>
+        </w:rPr>
+        <w:t>parseInt</w:t>
+      </w:r>
+      <w:proofErr w:type="spellEnd"/>
+      <w:r>
+        <w:rPr>
+          <w:rFonts w:cs="Times New Roman"/>
+          <w:sz w:val="28"/>
+          <w:szCs w:val="28"/>
+          <w:lang w:val="ru-RU"/>
+        </w:rPr>
+        <w:t xml:space="preserve"> и диапазона. Ветка «нет» — сообщение с номером позиции и </w:t>
+      </w:r>
+      <w:proofErr w:type="spellStart"/>
+      <w:r>
+        <w:rPr>
+          <w:rFonts w:cs="Times New Roman"/>
+          <w:sz w:val="28"/>
+          <w:szCs w:val="28"/>
+          <w:lang w:val="ru-RU"/>
+        </w:rPr>
+        <w:t>return</w:t>
+      </w:r>
+      <w:proofErr w:type="spellEnd"/>
+      <w:r>
+        <w:rPr>
+          <w:rFonts w:cs="Times New Roman"/>
+          <w:sz w:val="28"/>
+          <w:szCs w:val="28"/>
+          <w:lang w:val="ru-RU"/>
+        </w:rPr>
+        <w:t xml:space="preserve"> </w:t>
+      </w:r>
+      <w:proofErr w:type="spellStart"/>
+      <w:r>
+        <w:rPr>
+          <w:rFonts w:cs="Times New Roman"/>
+          <w:sz w:val="28"/>
+          <w:szCs w:val="28"/>
+          <w:lang w:val="ru-RU"/>
+        </w:rPr>
+        <w:t>new</w:t>
+      </w:r>
+      <w:proofErr w:type="spellEnd"/>
+      <w:r>
+        <w:rPr>
+          <w:rFonts w:cs="Times New Roman"/>
+          <w:sz w:val="28"/>
+          <w:szCs w:val="28"/>
+          <w:lang w:val="ru-RU"/>
+        </w:rPr>
+        <w:t xml:space="preserve"> </w:t>
+      </w:r>
+      <w:proofErr w:type="spellStart"/>
+      <w:r>
+        <w:rPr>
+          <w:rFonts w:cs="Times New Roman"/>
+          <w:sz w:val="28"/>
+          <w:szCs w:val="28"/>
+          <w:lang w:val="ru-RU"/>
+        </w:rPr>
+        <w:t>int</w:t>
+      </w:r>
+      <w:proofErr w:type="spellEnd"/>
+      <w:r>
+        <w:rPr>
+          <w:rFonts w:cs="Times New Roman"/>
+          <w:sz w:val="28"/>
+          <w:szCs w:val="28"/>
+          <w:lang w:val="ru-RU"/>
+        </w:rPr>
+        <w:t xml:space="preserve">[0], ветка «да» — вызовы </w:t>
+      </w:r>
+      <w:proofErr w:type="spellStart"/>
+      <w:r>
+        <w:rPr>
+          <w:rFonts w:cs="Times New Roman"/>
+          <w:sz w:val="28"/>
+          <w:szCs w:val="28"/>
+          <w:lang w:val="ru-RU"/>
+        </w:rPr>
+        <w:t>total</w:t>
+      </w:r>
+      <w:proofErr w:type="spellEnd"/>
+      <w:r>
+        <w:rPr>
+          <w:rFonts w:cs="Times New Roman"/>
+          <w:sz w:val="28"/>
+          <w:szCs w:val="28"/>
+          <w:lang w:val="ru-RU"/>
+        </w:rPr>
+        <w:t xml:space="preserve">, </w:t>
+      </w:r>
+      <w:proofErr w:type="spellStart"/>
+      <w:r>
+        <w:rPr>
+          <w:rFonts w:cs="Times New Roman"/>
+          <w:sz w:val="28"/>
+          <w:szCs w:val="28"/>
+          <w:lang w:val="ru-RU"/>
+        </w:rPr>
+        <w:t>average</w:t>
+      </w:r>
+      <w:proofErr w:type="spellEnd"/>
+      <w:r>
+        <w:rPr>
+          <w:rFonts w:cs="Times New Roman"/>
+          <w:sz w:val="28"/>
+          <w:szCs w:val="28"/>
+          <w:lang w:val="ru-RU"/>
+        </w:rPr>
+        <w:t xml:space="preserve">, </w:t>
+      </w:r>
+      <w:proofErr w:type="spellStart"/>
+      <w:r>
+        <w:rPr>
+          <w:rFonts w:cs="Times New Roman"/>
+          <w:sz w:val="28"/>
+          <w:szCs w:val="28"/>
+          <w:lang w:val="ru-RU"/>
+        </w:rPr>
+        <w:t>overtimeDays</w:t>
+      </w:r>
+      <w:proofErr w:type="spellEnd"/>
+      <w:r>
+        <w:rPr>
+          <w:rFonts w:cs="Times New Roman"/>
+          <w:sz w:val="28"/>
+          <w:szCs w:val="28"/>
+          <w:lang w:val="ru-RU"/>
+        </w:rPr>
+        <w:t xml:space="preserve">, </w:t>
+      </w:r>
+      <w:proofErr w:type="spellStart"/>
+      <w:r>
+        <w:rPr>
+          <w:rFonts w:cs="Times New Roman"/>
+          <w:sz w:val="28"/>
+          <w:szCs w:val="28"/>
+          <w:lang w:val="ru-RU"/>
+        </w:rPr>
+        <w:t>weeklyOvertime</w:t>
+      </w:r>
+      <w:proofErr w:type="spellEnd"/>
+      <w:r>
+        <w:rPr>
+          <w:rFonts w:cs="Times New Roman"/>
+          <w:sz w:val="28"/>
+          <w:szCs w:val="28"/>
+          <w:lang w:val="ru-RU"/>
+        </w:rPr>
+        <w:t>. Блок TODO A2 «Сформировать отчёт» — вывод результатов.</w:t>
       </w:r>
     </w:p>
     <w:p>
@@ -3966,6 +4199,7 @@
           <w:szCs w:val="28"/>
           <w:lang w:val="ru-RU"/>
         </w:rPr>
+        <w:lastRenderedPageBreak/>
         <w:t>Какое изменение требования в этой работе должно затронуть минимальное количество классов и почему</w:t>
       </w:r>
       <w:r>
@@ -3987,7 +4221,7 @@
           <w:rFonts w:cs="Times New Roman"/>
           <w:sz w:val="28"/>
           <w:szCs w:val="28"/>
-          <w:lang w:val="en-AU"/>
+          <w:lang w:val="ru-RU"/>
         </w:rPr>
       </w:pPr>
       <w:r>
@@ -4019,7 +4253,6 @@
           <w:szCs w:val="28"/>
           <w:lang w:val="ru-RU"/>
         </w:rPr>
-        <w:lastRenderedPageBreak/>
         <w:t>__________________________________________________________________________</w:t>
       </w:r>
     </w:p>
@@ -4031,12 +4264,14 @@
         <w:rPr>
           <w:rFonts w:ascii="Times New Roman" w:hAnsi="Times New Roman" w:cs="Times New Roman"/>
           <w:color w:val="auto"/>
+          <w:lang w:val="ru-RU"/>
         </w:rPr>
       </w:pPr>
       <w:r>
         <w:rPr>
           <w:rFonts w:ascii="Times New Roman" w:hAnsi="Times New Roman" w:cs="Times New Roman"/>
           <w:color w:val="auto"/>
+          <w:lang w:val="ru-RU"/>
         </w:rPr>
         <w:t>13. Что необходимо сдать</w:t>
       </w:r>
@@ -4506,6 +4741,7 @@
           <w:szCs w:val="28"/>
           <w:lang w:val="ru-RU"/>
         </w:rPr>
+        <w:lastRenderedPageBreak/>
         <w:t>внести локальное изменение требования без полного переписывания программы</w:t>
       </w:r>
     </w:p>
@@ -4570,7 +4806,6 @@
           <w:rFonts w:ascii="Times New Roman" w:hAnsi="Times New Roman" w:cs="Times New Roman"/>
           <w:color w:val="auto"/>
         </w:rPr>
-        <w:lastRenderedPageBreak/>
         <w:t xml:space="preserve">15. </w:t>
       </w:r>
       <w:proofErr w:type="spellStart"/>
@@ -28370,7 +28605,7 @@
 </file>
 
 <file path=customXml/itemProps1.xml><?xml version="1.0" encoding="utf-8"?>
-<ds:datastoreItem xmlns:ds="http://schemas.openxmlformats.org/officeDocument/2006/customXml" ds:itemID="{D7853377-76E5-4B08-AAFE-7A168E95207B}">
+<ds:datastoreItem xmlns:ds="http://schemas.openxmlformats.org/officeDocument/2006/customXml" ds:itemID="{3F4D6A97-1919-4889-9FAD-88D451F349F4}">
   <ds:schemaRefs>
     <ds:schemaRef ds:uri="http://schemas.openxmlformats.org/officeDocument/2006/bibliography"/>
   </ds:schemaRefs>
